--- a/docs/companion/Chapter15/Word/How_the_Brain_Learns_Chapter_15_Student_Notes_and_Labs.docx
+++ b/docs/companion/Chapter15/Word/How_the_Brain_Learns_Chapter_15_Student_Notes_and_Labs.docx
@@ -555,7 +555,7 @@
         <w:pStyle w:val="Compact"/>
       </w:pPr>
       <w:r>
-        <w:t xml:space="preserve">Settled: engrams (mostly rodent work), dopamine prediction errors, fast and slow memory, energy constraints, adaptation at every level, neuromodulatory reconfiguration (shown mainly in small circuits). Probable: prediction as the cortex’s general strategy, three-factor rules, replay in sleep, habit circuits, body-anchored value (Figure 15.5).</w:t>
+        <w:t xml:space="preserve">Settled: engrams (mostly rodent work), reward prediction errors, fast and slow memory, energy constraints, adaptation at every level, neuromodulatory reconfiguration (shown mainly in small circuits). Probable: prediction as the cortex’s general strategy, three-factor rules, replay in sleep, habit circuits, body-anchored value (Figure 15.5).</w:t>
       </w:r>
     </w:p>
     <w:p>
